--- a/pr-preview/pr-17/chapters/induction-tracked-changes.docx
+++ b/pr-preview/pr-17/chapters/induction-tracked-changes.docx
@@ -28,7 +28,7 @@
       </w:pPr>
       <w:ins w:id="3" w:author="PR Preview" w:date="2026-01-01T00:00:00Z">
         <w:r>
-          <w:t xml:space="preserve">Last modified: 2026-10-23 16:48:23 (PDT)</w:t>
+          <w:t xml:space="preserve">Last modified: 2026-10-23 16:56:06 (PDT)</w:t>
         </w:r>
       </w:ins>
     </w:p>
@@ -1238,6 +1238,9 @@
         <m:oMath>
           <m:eqArr>
             <m:e>
+              <m:r>
+                <m:t>&amp;</m:t>
+              </m:r>
               <m:f>
                 <m:fPr>
                   <m:type m:val="bar"/>
@@ -1385,6 +1388,8 @@
                   </m:r>
                 </m:den>
               </m:f>
+            </m:e>
+            <m:e>
               <m:r>
                 <m:t>&amp;</m:t>
               </m:r>
@@ -4800,6 +4805,9 @@
           <m:eqArr>
             <m:e>
               <m:r>
+                <m:t>&amp;</m:t>
+              </m:r>
+              <m:r>
                 <m:t>1</m:t>
               </m:r>
               <m:r>
@@ -4910,6 +4918,8 @@
                 </m:rPr>
                 <m:t>)</m:t>
               </m:r>
+            </m:e>
+            <m:e>
               <m:r>
                 <m:t>&amp;</m:t>
               </m:r>
